--- a/COMP SCI NEA THOMAS JUBB/Documents/3. Design.docx
+++ b/COMP SCI NEA THOMAS JUBB/Documents/3. Design.docx
@@ -1954,6 +1954,9 @@
     <w:p/>
     <w:p>
       <w:r>
+        <w:rPr>
+          <w:noProof/>
+        </w:rPr>
         <w:drawing>
           <wp:inline distT="0" distB="0" distL="0" distR="0" wp14:anchorId="72783709" wp14:editId="0541F37E">
             <wp:extent cx="5731510" cy="3237230"/>
@@ -1996,11 +1999,14 @@
     </w:p>
     <w:p>
       <w:r>
+        <w:rPr>
+          <w:noProof/>
+        </w:rPr>
         <w:drawing>
-          <wp:inline distT="0" distB="0" distL="0" distR="0" wp14:anchorId="35C18FEC" wp14:editId="4714151E">
-            <wp:extent cx="5731510" cy="2583180"/>
-            <wp:effectExtent l="0" t="0" r="2540" b="7620"/>
-            <wp:docPr id="1270731811" name="Picture 1"/>
+          <wp:inline distT="0" distB="0" distL="0" distR="0" wp14:anchorId="22CDAB85" wp14:editId="2B3DADE2">
+            <wp:extent cx="5731510" cy="2350135"/>
+            <wp:effectExtent l="0" t="0" r="2540" b="0"/>
+            <wp:docPr id="204153240" name="Picture 1" descr="A diagram of a company&#10;&#10;AI-generated content may be incorrect."/>
             <wp:cNvGraphicFramePr>
               <a:graphicFrameLocks xmlns:a="http://schemas.openxmlformats.org/drawingml/2006/main" noChangeAspect="1"/>
             </wp:cNvGraphicFramePr>
@@ -2008,7 +2014,7 @@
               <a:graphicData uri="http://schemas.openxmlformats.org/drawingml/2006/picture">
                 <pic:pic xmlns:pic="http://schemas.openxmlformats.org/drawingml/2006/picture">
                   <pic:nvPicPr>
-                    <pic:cNvPr id="1270731811" name=""/>
+                    <pic:cNvPr id="204153240" name="Picture 1" descr="A diagram of a company&#10;&#10;AI-generated content may be incorrect."/>
                     <pic:cNvPicPr/>
                   </pic:nvPicPr>
                   <pic:blipFill>
@@ -2020,7 +2026,7 @@
                   <pic:spPr>
                     <a:xfrm>
                       <a:off x="0" y="0"/>
-                      <a:ext cx="5731510" cy="2583180"/>
+                      <a:ext cx="5731510" cy="2350135"/>
                     </a:xfrm>
                     <a:prstGeom prst="rect">
                       <a:avLst/>
@@ -2304,19 +2310,13 @@
               <w:t>add the user to the table as a regular user</w:t>
             </w:r>
             <w:r>
-              <w:t xml:space="preserve">. </w:t>
-            </w:r>
-            <w:r>
-              <w:t xml:space="preserve">Set the isAdmin variable to False, the session </w:t>
+              <w:t xml:space="preserve">. Set the isAdmin variable to False, the session </w:t>
             </w:r>
             <w:r>
               <w:t>userID</w:t>
             </w:r>
             <w:r>
-              <w:t xml:space="preserve"> to the user’s</w:t>
-            </w:r>
-            <w:r>
-              <w:t xml:space="preserve"> new ID</w:t>
+              <w:t xml:space="preserve"> to the user’s new ID</w:t>
             </w:r>
           </w:p>
         </w:tc>
@@ -2335,13 +2335,7 @@
               <w:t xml:space="preserve">user </w:t>
             </w:r>
             <w:r>
-              <w:t>survey (</w:t>
-            </w:r>
-            <w:r>
-              <w:t>B2)</w:t>
-            </w:r>
-            <w:r>
-              <w:t>. If the username or password isn’t valid, then show an error message.</w:t>
+              <w:t>survey (B2). If the username or password isn’t valid, then show an error message.</w:t>
             </w:r>
           </w:p>
         </w:tc>
@@ -3042,10 +3036,7 @@
               <w:t xml:space="preserve"> </w:t>
             </w:r>
             <w:r>
-              <w:t>record, subs</w:t>
-            </w:r>
-            <w:r>
-              <w:t>/kos/tkos, weight class</w:t>
+              <w:t>record, subs/kos/tkos, weight class</w:t>
             </w:r>
             <w:r>
               <w:t>,</w:t>
@@ -3345,7 +3336,16 @@
             </w:r>
             <w:r>
               <w:lastRenderedPageBreak/>
-              <w:t xml:space="preserve">smallest difference first. The SQL table then gets outputted in the order of this </w:t>
+              <w:t xml:space="preserve">smallest difference first. The SQL table then gets </w:t>
+            </w:r>
+            <w:r>
+              <w:t>output</w:t>
+            </w:r>
+            <w:r>
+              <w:t xml:space="preserve"> in the order of th</w:t>
+            </w:r>
+            <w:r>
+              <w:t>e IDs</w:t>
             </w:r>
           </w:p>
         </w:tc>
@@ -3374,19 +3374,718 @@
           <w:tcPr>
             <w:tcW w:w="1803" w:type="dxa"/>
           </w:tcPr>
-          <w:p/>
-        </w:tc>
-        <w:tc>
-          <w:tcPr>
-            <w:tcW w:w="1803" w:type="dxa"/>
-          </w:tcPr>
-          <w:p/>
-        </w:tc>
-        <w:tc>
-          <w:tcPr>
-            <w:tcW w:w="1803" w:type="dxa"/>
-          </w:tcPr>
-          <w:p/>
+          <w:p>
+            <w:r>
+              <w:t>On redirect to (F)</w:t>
+            </w:r>
+          </w:p>
+        </w:tc>
+        <w:tc>
+          <w:tcPr>
+            <w:tcW w:w="1803" w:type="dxa"/>
+          </w:tcPr>
+          <w:p>
+            <w:r>
+              <w:t>Do an SQL query a</w:t>
+            </w:r>
+            <w:r>
+              <w:t xml:space="preserve">nd find the photo </w:t>
+            </w:r>
+            <w:r>
+              <w:t>of the fighter</w:t>
+            </w:r>
+            <w:r>
+              <w:t>,</w:t>
+            </w:r>
+            <w:r>
+              <w:t xml:space="preserve"> and find </w:t>
+            </w:r>
+            <w:r>
+              <w:t xml:space="preserve">all the stats </w:t>
+            </w:r>
+            <w:r>
+              <w:t>of the fighter</w:t>
+            </w:r>
+          </w:p>
+        </w:tc>
+        <w:tc>
+          <w:tcPr>
+            <w:tcW w:w="1803" w:type="dxa"/>
+          </w:tcPr>
+          <w:p>
+            <w:r>
+              <w:t xml:space="preserve">Display the photo on the photo </w:t>
+            </w:r>
+            <w:r>
+              <w:t>slot in the individual fighter page, and put the stats in editable boxes</w:t>
+            </w:r>
+          </w:p>
+        </w:tc>
+      </w:tr>
+      <w:tr>
+        <w:tc>
+          <w:tcPr>
+            <w:tcW w:w="1803" w:type="dxa"/>
+          </w:tcPr>
+          <w:p>
+            <w:pPr>
+              <w:jc w:val="center"/>
+            </w:pPr>
+            <w:r>
+              <w:t xml:space="preserve">Display fights involved on </w:t>
+            </w:r>
+            <w:r>
+              <w:t xml:space="preserve">the </w:t>
+            </w:r>
+            <w:r>
+              <w:t>table (F2)</w:t>
+            </w:r>
+          </w:p>
+        </w:tc>
+        <w:tc>
+          <w:tcPr>
+            <w:tcW w:w="1803" w:type="dxa"/>
+          </w:tcPr>
+          <w:p>
+            <w:r>
+              <w:t>On redirect to (F)</w:t>
+            </w:r>
+          </w:p>
+        </w:tc>
+        <w:tc>
+          <w:tcPr>
+            <w:tcW w:w="1803" w:type="dxa"/>
+          </w:tcPr>
+          <w:p>
+            <w:r>
+              <w:t>Do an SQL query of all the fights that have the fighter whose page has been opened</w:t>
+            </w:r>
+          </w:p>
+        </w:tc>
+        <w:tc>
+          <w:tcPr>
+            <w:tcW w:w="1803" w:type="dxa"/>
+          </w:tcPr>
+          <w:p>
+            <w:r>
+              <w:t xml:space="preserve">Display </w:t>
+            </w:r>
+            <w:r>
+              <w:t>the result of the query in the table</w:t>
+            </w:r>
+          </w:p>
+        </w:tc>
+      </w:tr>
+      <w:tr>
+        <w:tc>
+          <w:tcPr>
+            <w:tcW w:w="1803" w:type="dxa"/>
+          </w:tcPr>
+          <w:p>
+            <w:pPr>
+              <w:jc w:val="center"/>
+            </w:pPr>
+            <w:r>
+              <w:t>Popup file explorer to import photo (F3)</w:t>
+            </w:r>
+          </w:p>
+        </w:tc>
+        <w:tc>
+          <w:tcPr>
+            <w:tcW w:w="1803" w:type="dxa"/>
+          </w:tcPr>
+          <w:p>
+            <w:r>
+              <w:t xml:space="preserve">Admin </w:t>
+            </w:r>
+            <w:r>
+              <w:t>double-clicks</w:t>
+            </w:r>
+            <w:r>
+              <w:t xml:space="preserve"> the </w:t>
+            </w:r>
+            <w:r>
+              <w:t>photo slot</w:t>
+            </w:r>
+            <w:r>
+              <w:t xml:space="preserve"> and selects a photo </w:t>
+            </w:r>
+          </w:p>
+        </w:tc>
+        <w:tc>
+          <w:tcPr>
+            <w:tcW w:w="1803" w:type="dxa"/>
+          </w:tcPr>
+          <w:p>
+            <w:r>
+              <w:t>An SQL query inserts the image and the fighter ID it comes from into</w:t>
+            </w:r>
+            <w:r>
+              <w:t xml:space="preserve"> a table</w:t>
+            </w:r>
+          </w:p>
+        </w:tc>
+        <w:tc>
+          <w:tcPr>
+            <w:tcW w:w="1803" w:type="dxa"/>
+          </w:tcPr>
+          <w:p>
+            <w:r>
+              <w:t>Display the image in the image slot</w:t>
+            </w:r>
+          </w:p>
+        </w:tc>
+      </w:tr>
+      <w:tr>
+        <w:tc>
+          <w:tcPr>
+            <w:tcW w:w="1803" w:type="dxa"/>
+          </w:tcPr>
+          <w:p>
+            <w:pPr>
+              <w:jc w:val="center"/>
+            </w:pPr>
+            <w:r>
+              <w:t xml:space="preserve">Add blank fight into </w:t>
+            </w:r>
+            <w:r>
+              <w:t xml:space="preserve">the </w:t>
+            </w:r>
+            <w:r>
+              <w:t>table (F4)</w:t>
+            </w:r>
+          </w:p>
+        </w:tc>
+        <w:tc>
+          <w:tcPr>
+            <w:tcW w:w="1803" w:type="dxa"/>
+          </w:tcPr>
+          <w:p>
+            <w:r>
+              <w:t>Admin clicks the “Add fight” button</w:t>
+            </w:r>
+          </w:p>
+        </w:tc>
+        <w:tc>
+          <w:tcPr>
+            <w:tcW w:w="1803" w:type="dxa"/>
+          </w:tcPr>
+          <w:p>
+            <w:r>
+              <w:t xml:space="preserve">An SQL query inserts </w:t>
+            </w:r>
+            <w:r>
+              <w:t>a blank fight with the fighter</w:t>
+            </w:r>
+            <w:r>
+              <w:t xml:space="preserve"> whose page is open</w:t>
+            </w:r>
+            <w:r>
+              <w:t>,</w:t>
+            </w:r>
+            <w:r>
+              <w:t xml:space="preserve"> being one of the fighters</w:t>
+            </w:r>
+          </w:p>
+        </w:tc>
+        <w:tc>
+          <w:tcPr>
+            <w:tcW w:w="1803" w:type="dxa"/>
+          </w:tcPr>
+          <w:p>
+            <w:r>
+              <w:t>Display the new blank fight on the fighter profile</w:t>
+            </w:r>
+            <w:r>
+              <w:t xml:space="preserve"> table</w:t>
+            </w:r>
+          </w:p>
+        </w:tc>
+      </w:tr>
+      <w:tr>
+        <w:tc>
+          <w:tcPr>
+            <w:tcW w:w="1803" w:type="dxa"/>
+          </w:tcPr>
+          <w:p>
+            <w:pPr>
+              <w:jc w:val="center"/>
+            </w:pPr>
+            <w:r>
+              <w:t>Delete fight being clicked on (F5)</w:t>
+            </w:r>
+          </w:p>
+        </w:tc>
+        <w:tc>
+          <w:tcPr>
+            <w:tcW w:w="1803" w:type="dxa"/>
+          </w:tcPr>
+          <w:p>
+            <w:r>
+              <w:t>Admin clicks a fight and the “Delete fight” button</w:t>
+            </w:r>
+          </w:p>
+        </w:tc>
+        <w:tc>
+          <w:tcPr>
+            <w:tcW w:w="1803" w:type="dxa"/>
+          </w:tcPr>
+          <w:p>
+            <w:r>
+              <w:t xml:space="preserve">An SQL query </w:t>
+            </w:r>
+            <w:r>
+              <w:t xml:space="preserve">deletes the fight being clicked on </w:t>
+            </w:r>
+          </w:p>
+        </w:tc>
+        <w:tc>
+          <w:tcPr>
+            <w:tcW w:w="1803" w:type="dxa"/>
+          </w:tcPr>
+          <w:p>
+            <w:r>
+              <w:t>Display the new table without the fight that got deleted</w:t>
+            </w:r>
+          </w:p>
+        </w:tc>
+      </w:tr>
+      <w:tr>
+        <w:tc>
+          <w:tcPr>
+            <w:tcW w:w="1803" w:type="dxa"/>
+          </w:tcPr>
+          <w:p>
+            <w:r>
+              <w:t xml:space="preserve">Calculate odds, e-factor and return at </w:t>
+            </w:r>
+            <w:r>
+              <w:t xml:space="preserve">the </w:t>
+            </w:r>
+            <w:r>
+              <w:t>bottom (G</w:t>
+            </w:r>
+            <w:r>
+              <w:t>1</w:t>
+            </w:r>
+            <w:r>
+              <w:t>)</w:t>
+            </w:r>
+          </w:p>
+        </w:tc>
+        <w:tc>
+          <w:tcPr>
+            <w:tcW w:w="1803" w:type="dxa"/>
+          </w:tcPr>
+          <w:p>
+            <w:r>
+              <w:t>User sele</w:t>
+            </w:r>
+            <w:r>
+              <w:t>cts two fighters from two drop-down boxes and then presses a “run odds” button</w:t>
+            </w:r>
+          </w:p>
+        </w:tc>
+        <w:tc>
+          <w:tcPr>
+            <w:tcW w:w="1803" w:type="dxa"/>
+          </w:tcPr>
+          <w:p>
+            <w:r>
+              <w:t>An SQL query retrieves both fighters’ data, such as their ELO</w:t>
+            </w:r>
+            <w:r>
+              <w:t xml:space="preserve"> and the records of the opponents they </w:t>
+            </w:r>
+            <w:r>
+              <w:t xml:space="preserve">have </w:t>
+            </w:r>
+            <w:r>
+              <w:t>wo</w:t>
+            </w:r>
+            <w:r>
+              <w:t>n against</w:t>
+            </w:r>
+            <w:r>
+              <w:t xml:space="preserve">. It then determines how much data it has. If it has enough, it runs the odds using the </w:t>
+            </w:r>
+            <w:r>
+              <w:t>Glicko-2 model</w:t>
+            </w:r>
+            <w:r>
+              <w:t>,</w:t>
+            </w:r>
+            <w:r>
+              <w:t xml:space="preserve"> and if it doesn’t have enough</w:t>
+            </w:r>
+            <w:r>
+              <w:t>,</w:t>
+            </w:r>
+            <w:r>
+              <w:t xml:space="preserve"> it uses the </w:t>
+            </w:r>
+            <w:r>
+              <w:t xml:space="preserve">Bradley-Terry </w:t>
+            </w:r>
+            <w:r>
+              <w:lastRenderedPageBreak/>
+              <w:t>model. The system also che</w:t>
+            </w:r>
+            <w:r>
+              <w:t>cks the fighter’s methods of victory and win streak</w:t>
+            </w:r>
+            <w:r>
+              <w:t>,</w:t>
+            </w:r>
+            <w:r>
+              <w:t xml:space="preserve"> and matches them up to figure out how entertaining th</w:t>
+            </w:r>
+            <w:r>
+              <w:t>e person will find the fight</w:t>
+            </w:r>
+          </w:p>
+        </w:tc>
+        <w:tc>
+          <w:tcPr>
+            <w:tcW w:w="1803" w:type="dxa"/>
+          </w:tcPr>
+          <w:p>
+            <w:r>
+              <w:lastRenderedPageBreak/>
+              <w:t xml:space="preserve">The program returns the percentage odds and the predicted entertainment factor of the fight </w:t>
+            </w:r>
+          </w:p>
+        </w:tc>
+      </w:tr>
+      <w:tr>
+        <w:tc>
+          <w:tcPr>
+            <w:tcW w:w="1803" w:type="dxa"/>
+          </w:tcPr>
+          <w:p>
+            <w:r>
+              <w:t>Display photo, fight history, upcoming fights, statistics (wins/losses by KO, submission, decision), belts, ranking using graphs like heat maps and pie charts (H1)</w:t>
+            </w:r>
+          </w:p>
+        </w:tc>
+        <w:tc>
+          <w:tcPr>
+            <w:tcW w:w="1803" w:type="dxa"/>
+          </w:tcPr>
+          <w:p>
+            <w:r>
+              <w:t>On redirect to (H)</w:t>
+            </w:r>
+          </w:p>
+        </w:tc>
+        <w:tc>
+          <w:tcPr>
+            <w:tcW w:w="1803" w:type="dxa"/>
+          </w:tcPr>
+          <w:p>
+            <w:r>
+              <w:t xml:space="preserve">Run an SQL query to retrieve the </w:t>
+            </w:r>
+            <w:r>
+              <w:t>photo, belts,</w:t>
+            </w:r>
+            <w:r>
+              <w:t xml:space="preserve"> and </w:t>
+            </w:r>
+            <w:r>
+              <w:t>ranking. C</w:t>
+            </w:r>
+            <w:r>
+              <w:t>reate an array of 3 items: wins, losses, KOs, subs, and</w:t>
+            </w:r>
+            <w:r>
+              <w:t xml:space="preserve"> decisions</w:t>
+            </w:r>
+            <w:r>
+              <w:t xml:space="preserve">. Tally them </w:t>
+            </w:r>
+            <w:r>
+              <w:t xml:space="preserve">up using an </w:t>
+            </w:r>
+            <w:r>
+              <w:t>SQL</w:t>
+            </w:r>
+            <w:r>
+              <w:t xml:space="preserve"> query of all the fights involving the fighter</w:t>
+            </w:r>
+            <w:r>
+              <w:t>.</w:t>
+            </w:r>
+            <w:r>
+              <w:t xml:space="preserve"> Generate a pie chart between sub/ko/dec</w:t>
+            </w:r>
+            <w:r>
+              <w:t>,</w:t>
+            </w:r>
+            <w:r>
+              <w:t xml:space="preserve"> and then generate a pie chart based </w:t>
+            </w:r>
+            <w:r>
+              <w:t>on</w:t>
+            </w:r>
+            <w:r>
+              <w:t xml:space="preserve"> wins/losses</w:t>
+            </w:r>
+          </w:p>
+        </w:tc>
+        <w:tc>
+          <w:tcPr>
+            <w:tcW w:w="1803" w:type="dxa"/>
+          </w:tcPr>
+          <w:p>
+            <w:r>
+              <w:t xml:space="preserve">Displays </w:t>
+            </w:r>
+            <w:r>
+              <w:t xml:space="preserve">the </w:t>
+            </w:r>
+            <w:r>
+              <w:t>fighter profile and info in cha</w:t>
+            </w:r>
+            <w:r>
+              <w:t>rts and text format</w:t>
+            </w:r>
+            <w:r>
+              <w:t>,</w:t>
+            </w:r>
+            <w:r>
+              <w:t xml:space="preserve"> and also </w:t>
+            </w:r>
+            <w:r>
+              <w:t>shows</w:t>
+            </w:r>
+            <w:r>
+              <w:t xml:space="preserve"> the belts the fighter </w:t>
+            </w:r>
+            <w:r>
+              <w:t>has</w:t>
+            </w:r>
+          </w:p>
+        </w:tc>
+      </w:tr>
+      <w:tr>
+        <w:tc>
+          <w:tcPr>
+            <w:tcW w:w="1803" w:type="dxa"/>
+          </w:tcPr>
+          <w:p>
+            <w:r>
+              <w:t xml:space="preserve">Calculate and display </w:t>
+            </w:r>
+            <w:r>
+              <w:t xml:space="preserve">the </w:t>
+            </w:r>
+            <w:r>
+              <w:t xml:space="preserve">entertainment rating from </w:t>
+            </w:r>
+            <w:r>
+              <w:t xml:space="preserve">the </w:t>
+            </w:r>
+            <w:r>
+              <w:t>survey and approval rating(H2)</w:t>
+            </w:r>
+          </w:p>
+        </w:tc>
+        <w:tc>
+          <w:tcPr>
+            <w:tcW w:w="1803" w:type="dxa"/>
+          </w:tcPr>
+          <w:p>
+            <w:r>
+              <w:t>After (H1)</w:t>
+            </w:r>
+          </w:p>
+        </w:tc>
+        <w:tc>
+          <w:tcPr>
+            <w:tcW w:w="1803" w:type="dxa"/>
+          </w:tcPr>
+          <w:p>
+            <w:r>
+              <w:t xml:space="preserve">Run an </w:t>
+            </w:r>
+            <w:r>
+              <w:t>SQL</w:t>
+            </w:r>
+            <w:r>
+              <w:t xml:space="preserve"> query to</w:t>
+            </w:r>
+            <w:r>
+              <w:t xml:space="preserve"> </w:t>
+            </w:r>
+            <w:r>
+              <w:t xml:space="preserve">get the opinion survey up and </w:t>
+            </w:r>
+            <w:r>
+              <w:t xml:space="preserve">scale each </w:t>
+            </w:r>
+            <w:r>
+              <w:t xml:space="preserve">quality to how much a fighter does that, </w:t>
+            </w:r>
+            <w:r>
+              <w:t>i.e.</w:t>
+            </w:r>
+            <w:r>
+              <w:t xml:space="preserve"> if you value subs and the fighter does subs, the score goes up from the original score</w:t>
+            </w:r>
+            <w:r>
+              <w:t>.</w:t>
+            </w:r>
+          </w:p>
+        </w:tc>
+        <w:tc>
+          <w:tcPr>
+            <w:tcW w:w="1803" w:type="dxa"/>
+          </w:tcPr>
+          <w:p>
+            <w:r>
+              <w:t>Display the entertainment rating as an amount from 1 to 10</w:t>
+            </w:r>
+          </w:p>
+        </w:tc>
+      </w:tr>
+      <w:tr>
+        <w:tc>
+          <w:tcPr>
+            <w:tcW w:w="1803" w:type="dxa"/>
+          </w:tcPr>
+          <w:p>
+            <w:r>
+              <w:t xml:space="preserve">Subtract -1 </w:t>
+            </w:r>
+            <w:r>
+              <w:t>from</w:t>
+            </w:r>
+            <w:r>
+              <w:t xml:space="preserve"> </w:t>
+            </w:r>
+            <w:r>
+              <w:t xml:space="preserve">the </w:t>
+            </w:r>
+            <w:r>
+              <w:t xml:space="preserve">approval rating of </w:t>
+            </w:r>
+            <w:r>
+              <w:t xml:space="preserve">the </w:t>
+            </w:r>
+            <w:r>
+              <w:t>fighter (H3)</w:t>
+            </w:r>
+          </w:p>
+        </w:tc>
+        <w:tc>
+          <w:tcPr>
+            <w:tcW w:w="1803" w:type="dxa"/>
+          </w:tcPr>
+          <w:p>
+            <w:r>
+              <w:t>When the user clicks a -1 button on the approval rating of a fighter</w:t>
+            </w:r>
+          </w:p>
+        </w:tc>
+        <w:tc>
+          <w:tcPr>
+            <w:tcW w:w="1803" w:type="dxa"/>
+          </w:tcPr>
+          <w:p>
+            <w:r>
+              <w:t xml:space="preserve">Run an SQL query to </w:t>
+            </w:r>
+            <w:r>
+              <w:t>add one to the disapproval votes of the fighter on a table</w:t>
+            </w:r>
+            <w:r>
+              <w:t>,</w:t>
+            </w:r>
+            <w:r>
+              <w:t xml:space="preserve"> and redisplay the new percentage </w:t>
+            </w:r>
+          </w:p>
+        </w:tc>
+        <w:tc>
+          <w:tcPr>
+            <w:tcW w:w="1803" w:type="dxa"/>
+          </w:tcPr>
+          <w:p>
+            <w:r>
+              <w:t xml:space="preserve">Display the approval rating from the </w:t>
+            </w:r>
+            <w:r>
+              <w:t>fighter profile</w:t>
+            </w:r>
+          </w:p>
+        </w:tc>
+      </w:tr>
+      <w:tr>
+        <w:tc>
+          <w:tcPr>
+            <w:tcW w:w="1803" w:type="dxa"/>
+          </w:tcPr>
+          <w:p>
+            <w:r>
+              <w:lastRenderedPageBreak/>
+              <w:t xml:space="preserve">Add +1 to </w:t>
+            </w:r>
+            <w:r>
+              <w:t xml:space="preserve">the </w:t>
+            </w:r>
+            <w:r>
+              <w:t xml:space="preserve">approval rating of </w:t>
+            </w:r>
+            <w:r>
+              <w:t xml:space="preserve">the </w:t>
+            </w:r>
+            <w:r>
+              <w:t>fighter (H4)</w:t>
+            </w:r>
+          </w:p>
+        </w:tc>
+        <w:tc>
+          <w:tcPr>
+            <w:tcW w:w="1803" w:type="dxa"/>
+          </w:tcPr>
+          <w:p>
+            <w:r>
+              <w:t>When the user clicks a +1 button on the approval rating of a fighter</w:t>
+            </w:r>
+          </w:p>
+        </w:tc>
+        <w:tc>
+          <w:tcPr>
+            <w:tcW w:w="1803" w:type="dxa"/>
+          </w:tcPr>
+          <w:p>
+            <w:r>
+              <w:t xml:space="preserve">Run an SQL query to </w:t>
+            </w:r>
+            <w:r>
+              <w:t>add one</w:t>
+            </w:r>
+            <w:r>
+              <w:t xml:space="preserve"> to the approval votes of the fighter on a table</w:t>
+            </w:r>
+            <w:r>
+              <w:t>,</w:t>
+            </w:r>
+            <w:r>
+              <w:t xml:space="preserve"> and redisplay the new percentage </w:t>
+            </w:r>
+          </w:p>
+        </w:tc>
+        <w:tc>
+          <w:tcPr>
+            <w:tcW w:w="1803" w:type="dxa"/>
+          </w:tcPr>
+          <w:p>
+            <w:r>
+              <w:t>Display the approval rating from the fighter profile</w:t>
+            </w:r>
+          </w:p>
         </w:tc>
       </w:tr>
     </w:tbl>
@@ -3498,15 +4197,7 @@
         <w:t>Direct – searching directly using a primary key, highly efficient</w:t>
       </w:r>
       <w:r>
-        <w:t xml:space="preserve"> as it will only produce a single result, </w:t>
-      </w:r>
-      <w:proofErr w:type="spellStart"/>
-      <w:r>
-        <w:t>ie</w:t>
-      </w:r>
-      <w:proofErr w:type="spellEnd"/>
-      <w:r>
-        <w:t xml:space="preserve"> a customer number</w:t>
+        <w:t xml:space="preserve"> as it will only produce a single result, ie a customer number</w:t>
       </w:r>
     </w:p>
     <w:p>
@@ -3524,15 +4215,7 @@
         <w:t>a variable that can be duplicated in a file</w:t>
       </w:r>
       <w:r>
-        <w:t xml:space="preserve">, </w:t>
-      </w:r>
-      <w:proofErr w:type="spellStart"/>
-      <w:r>
-        <w:t>ie</w:t>
-      </w:r>
-      <w:proofErr w:type="spellEnd"/>
-      <w:r>
-        <w:t xml:space="preserve"> a customer name. </w:t>
+        <w:t xml:space="preserve">, ie a customer name. </w:t>
       </w:r>
     </w:p>
     <w:p/>
@@ -4053,21 +4736,7 @@
         <w:rPr>
           <w:color w:val="A6A6A6" w:themeColor="background1" w:themeShade="A6"/>
         </w:rPr>
-        <w:t>. Please make sure you use suitable pseudocode, it can’t look too ‘</w:t>
-      </w:r>
-      <w:proofErr w:type="spellStart"/>
-      <w:r>
-        <w:rPr>
-          <w:color w:val="A6A6A6" w:themeColor="background1" w:themeShade="A6"/>
-        </w:rPr>
-        <w:t>pythony</w:t>
-      </w:r>
-      <w:proofErr w:type="spellEnd"/>
-      <w:r>
-        <w:rPr>
-          <w:color w:val="A6A6A6" w:themeColor="background1" w:themeShade="A6"/>
-        </w:rPr>
-        <w:t xml:space="preserve">’ </w:t>
+        <w:t xml:space="preserve">. Please make sure you use suitable pseudocode, it can’t look too ‘pythony’ </w:t>
       </w:r>
     </w:p>
     <w:sectPr>
@@ -6163,6 +6832,37 @@
 </file>
 
 <file path=customXml/item1.xml><?xml version="1.0" encoding="utf-8"?>
+<?mso-contentType ?>
+<FormTemplates xmlns="http://schemas.microsoft.com/sharepoint/v3/contenttype/forms">
+  <Display>DocumentLibraryForm</Display>
+  <Edit>DocumentLibraryForm</Edit>
+  <New>DocumentLibraryForm</New>
+</FormTemplates>
+</file>
+
+<file path=customXml/item2.xml><?xml version="1.0" encoding="utf-8"?>
+<p:properties xmlns:p="http://schemas.microsoft.com/office/2006/metadata/properties" xmlns:xsi="http://www.w3.org/2001/XMLSchema-instance" xmlns:pc="http://schemas.microsoft.com/office/infopath/2007/PartnerControls">
+  <documentManagement>
+    <SharedWithUsers xmlns="10d644ba-cf16-43e8-a31a-a6f565d9c224">
+      <UserInfo>
+        <DisplayName/>
+        <AccountId xsi:nil="true"/>
+        <AccountType/>
+      </UserInfo>
+    </SharedWithUsers>
+    <TaxCatchAll xmlns="10d644ba-cf16-43e8-a31a-a6f565d9c224" xsi:nil="true"/>
+    <lcf76f155ced4ddcb4097134ff3c332f xmlns="9f27979c-cb1a-4f8c-bada-64f9d3ac4d94">
+      <Terms xmlns="http://schemas.microsoft.com/office/infopath/2007/PartnerControls"/>
+    </lcf76f155ced4ddcb4097134ff3c332f>
+  </documentManagement>
+</p:properties>
+</file>
+
+<file path=customXml/item3.xml><?xml version="1.0" encoding="utf-8"?>
+<b:Sources xmlns:b="http://schemas.openxmlformats.org/officeDocument/2006/bibliography" xmlns="http://schemas.openxmlformats.org/officeDocument/2006/bibliography" SelectedStyle="\APASixthEditionOfficeOnline.xsl" StyleName="APA" Version="6"/>
+</file>
+
+<file path=customXml/item4.xml><?xml version="1.0" encoding="utf-8"?>
 <ct:contentTypeSchema xmlns:ct="http://schemas.microsoft.com/office/2006/metadata/contentType" xmlns:ma="http://schemas.microsoft.com/office/2006/metadata/properties/metaAttributes" ct:_="" ma:_="" ma:contentTypeName="Document" ma:contentTypeID="0x010100B31D159F86750749BAD869CB65D39E6C" ma:contentTypeVersion="17" ma:contentTypeDescription="Create a new document." ma:contentTypeScope="" ma:versionID="1ebc239d2c6f30d4872a581e6cc387c4">
   <xsd:schema xmlns:xsd="http://www.w3.org/2001/XMLSchema" xmlns:xs="http://www.w3.org/2001/XMLSchema" xmlns:p="http://schemas.microsoft.com/office/2006/metadata/properties" xmlns:ns2="9f27979c-cb1a-4f8c-bada-64f9d3ac4d94" xmlns:ns3="10d644ba-cf16-43e8-a31a-a6f565d9c224" targetNamespace="http://schemas.microsoft.com/office/2006/metadata/properties" ma:root="true" ma:fieldsID="9f0339a2a807b989c905ef11c72c70d8" ns2:_="" ns3:_="">
     <xsd:import namespace="9f27979c-cb1a-4f8c-bada-64f9d3ac4d94"/>
@@ -6411,38 +7111,34 @@
 </ct:contentTypeSchema>
 </file>
 
-<file path=customXml/item2.xml><?xml version="1.0" encoding="utf-8"?>
-<b:Sources xmlns:b="http://schemas.openxmlformats.org/officeDocument/2006/bibliography" xmlns="http://schemas.openxmlformats.org/officeDocument/2006/bibliography" SelectedStyle="\APASixthEditionOfficeOnline.xsl" StyleName="APA" Version="6"/>
+<file path=customXml/itemProps1.xml><?xml version="1.0" encoding="utf-8"?>
+<ds:datastoreItem xmlns:ds="http://schemas.openxmlformats.org/officeDocument/2006/customXml" ds:itemID="{111B2D97-67AB-48AB-8906-5C3F3D2EA7BD}">
+  <ds:schemaRefs>
+    <ds:schemaRef ds:uri="http://schemas.microsoft.com/sharepoint/v3/contenttype/forms"/>
+  </ds:schemaRefs>
+</ds:datastoreItem>
 </file>
 
-<file path=customXml/item3.xml><?xml version="1.0" encoding="utf-8"?>
-<p:properties xmlns:p="http://schemas.microsoft.com/office/2006/metadata/properties" xmlns:xsi="http://www.w3.org/2001/XMLSchema-instance" xmlns:pc="http://schemas.microsoft.com/office/infopath/2007/PartnerControls">
-  <documentManagement>
-    <SharedWithUsers xmlns="10d644ba-cf16-43e8-a31a-a6f565d9c224">
-      <UserInfo>
-        <DisplayName/>
-        <AccountId xsi:nil="true"/>
-        <AccountType/>
-      </UserInfo>
-    </SharedWithUsers>
-    <TaxCatchAll xmlns="10d644ba-cf16-43e8-a31a-a6f565d9c224" xsi:nil="true"/>
-    <lcf76f155ced4ddcb4097134ff3c332f xmlns="9f27979c-cb1a-4f8c-bada-64f9d3ac4d94">
-      <Terms xmlns="http://schemas.microsoft.com/office/infopath/2007/PartnerControls"/>
-    </lcf76f155ced4ddcb4097134ff3c332f>
-  </documentManagement>
-</p:properties>
+<file path=customXml/itemProps2.xml><?xml version="1.0" encoding="utf-8"?>
+<ds:datastoreItem xmlns:ds="http://schemas.openxmlformats.org/officeDocument/2006/customXml" ds:itemID="{FB0ED61A-B168-4516-985B-83CA754F1BF1}">
+  <ds:schemaRefs>
+    <ds:schemaRef ds:uri="http://schemas.microsoft.com/office/2006/metadata/properties"/>
+    <ds:schemaRef ds:uri="http://schemas.microsoft.com/office/infopath/2007/PartnerControls"/>
+    <ds:schemaRef ds:uri="10d644ba-cf16-43e8-a31a-a6f565d9c224"/>
+    <ds:schemaRef ds:uri="9f27979c-cb1a-4f8c-bada-64f9d3ac4d94"/>
+  </ds:schemaRefs>
+</ds:datastoreItem>
 </file>
 
-<file path=customXml/item4.xml><?xml version="1.0" encoding="utf-8"?>
-<?mso-contentType ?>
-<FormTemplates xmlns="http://schemas.microsoft.com/sharepoint/v3/contenttype/forms">
-  <Display>DocumentLibraryForm</Display>
-  <Edit>DocumentLibraryForm</Edit>
-  <New>DocumentLibraryForm</New>
-</FormTemplates>
+<file path=customXml/itemProps3.xml><?xml version="1.0" encoding="utf-8"?>
+<ds:datastoreItem xmlns:ds="http://schemas.openxmlformats.org/officeDocument/2006/customXml" ds:itemID="{A2019CE5-75F5-4B97-B724-0EC6D712A1F6}">
+  <ds:schemaRefs>
+    <ds:schemaRef ds:uri="http://schemas.openxmlformats.org/officeDocument/2006/bibliography"/>
+  </ds:schemaRefs>
+</ds:datastoreItem>
 </file>
 
-<file path=customXml/itemProps1.xml><?xml version="1.0" encoding="utf-8"?>
+<file path=customXml/itemProps4.xml><?xml version="1.0" encoding="utf-8"?>
 <ds:datastoreItem xmlns:ds="http://schemas.openxmlformats.org/officeDocument/2006/customXml" ds:itemID="{139D30AA-44D6-45D1-97DD-C56F90E67573}">
   <ds:schemaRefs>
     <ds:schemaRef ds:uri="http://schemas.microsoft.com/office/2006/metadata/contentType"/>
@@ -6459,31 +7155,4 @@
     <ds:schemaRef ds:uri="http://schemas.microsoft.com/internal/obd"/>
   </ds:schemaRefs>
 </ds:datastoreItem>
-</file>
-
-<file path=customXml/itemProps2.xml><?xml version="1.0" encoding="utf-8"?>
-<ds:datastoreItem xmlns:ds="http://schemas.openxmlformats.org/officeDocument/2006/customXml" ds:itemID="{A2019CE5-75F5-4B97-B724-0EC6D712A1F6}">
-  <ds:schemaRefs>
-    <ds:schemaRef ds:uri="http://schemas.openxmlformats.org/officeDocument/2006/bibliography"/>
-  </ds:schemaRefs>
-</ds:datastoreItem>
-</file>
-
-<file path=customXml/itemProps3.xml><?xml version="1.0" encoding="utf-8"?>
-<ds:datastoreItem xmlns:ds="http://schemas.openxmlformats.org/officeDocument/2006/customXml" ds:itemID="{FB0ED61A-B168-4516-985B-83CA754F1BF1}">
-  <ds:schemaRefs>
-    <ds:schemaRef ds:uri="http://schemas.microsoft.com/office/2006/metadata/properties"/>
-    <ds:schemaRef ds:uri="http://schemas.microsoft.com/office/infopath/2007/PartnerControls"/>
-    <ds:schemaRef ds:uri="10d644ba-cf16-43e8-a31a-a6f565d9c224"/>
-    <ds:schemaRef ds:uri="9f27979c-cb1a-4f8c-bada-64f9d3ac4d94"/>
-  </ds:schemaRefs>
-</ds:datastoreItem>
-</file>
-
-<file path=customXml/itemProps4.xml><?xml version="1.0" encoding="utf-8"?>
-<ds:datastoreItem xmlns:ds="http://schemas.openxmlformats.org/officeDocument/2006/customXml" ds:itemID="{111B2D97-67AB-48AB-8906-5C3F3D2EA7BD}">
-  <ds:schemaRefs>
-    <ds:schemaRef ds:uri="http://schemas.microsoft.com/sharepoint/v3/contenttype/forms"/>
-  </ds:schemaRefs>
-</ds:datastoreItem>
 </file>